--- a/docs/verification/torso_lean_機位驗證.docx
+++ b/docs/verification/torso_lean_機位驗證.docx
@@ -1703,6 +1703,21 @@
     </w:p>
     <w:p>
       <w:pPr>
+        <w:keepNext/>
+        <w:spacing w:before="280" w:after="120"/>
+      </w:pPr>
+      <w:r>
+        <w:rPr>
+          <w:rFonts w:ascii="Helvetica Neue" w:hAnsi="Helvetica Neue" w:eastAsia="蘋方-繁"/>
+          <w:b/>
+          <w:color w:val="1F4E79"/>
+          <w:sz w:val="30"/>
+        </w:rPr>
+        <w:t>六、處理結果（2026-08-28 當日實作）</w:t>
+      </w:r>
+    </w:p>
+    <w:p>
+      <w:pPr>
         <w:jc w:val="left"/>
       </w:pPr>
       <w:r>
@@ -1712,7 +1727,851 @@
           <w:color w:val="222222"/>
           <w:sz w:val="22"/>
         </w:rPr>
-        <w:t>方案 D 技術上可行且不需改機位，但需真人樣本標定。</w:t>
+        <w:t>採方案 D。改動四處：</w:t>
+      </w:r>
+    </w:p>
+    <w:tbl>
+      <w:tblPr>
+        <w:tblStyle w:val="TableGrid"/>
+        <w:tblW w:type="auto" w:w="0"/>
+        <w:jc w:val="center"/>
+        <w:tblLook w:firstColumn="1" w:firstRow="1" w:lastColumn="0" w:lastRow="0" w:noHBand="0" w:noVBand="1" w:val="04A0"/>
+      </w:tblPr>
+      <w:tblGrid>
+        <w:gridCol w:w="4873"/>
+        <w:gridCol w:w="4873"/>
+      </w:tblGrid>
+      <w:tr>
+        <w:tc>
+          <w:tcPr>
+            <w:tcW w:type="dxa" w:w="4873"/>
+          </w:tcPr>
+          <w:p>
+            <w:pPr>
+              <w:spacing w:after="40"/>
+            </w:pPr>
+            <w:r/>
+            <w:r>
+              <w:rPr>
+                <w:rFonts w:ascii="Helvetica Neue" w:hAnsi="Helvetica Neue" w:eastAsia="蘋方-繁"/>
+                <w:b/>
+                <w:color w:val="1F4E79"/>
+                <w:sz w:val="20"/>
+              </w:rPr>
+              <w:t>檔案</w:t>
+            </w:r>
+          </w:p>
+        </w:tc>
+        <w:tc>
+          <w:tcPr>
+            <w:tcW w:type="dxa" w:w="4873"/>
+          </w:tcPr>
+          <w:p>
+            <w:pPr>
+              <w:spacing w:after="40"/>
+            </w:pPr>
+            <w:r/>
+            <w:r>
+              <w:rPr>
+                <w:rFonts w:ascii="Helvetica Neue" w:hAnsi="Helvetica Neue" w:eastAsia="蘋方-繁"/>
+                <w:b/>
+                <w:color w:val="1F4E79"/>
+                <w:sz w:val="20"/>
+              </w:rPr>
+              <w:t>改動</w:t>
+            </w:r>
+          </w:p>
+        </w:tc>
+      </w:tr>
+      <w:tr>
+        <w:tc>
+          <w:tcPr>
+            <w:tcW w:type="dxa" w:w="4873"/>
+          </w:tcPr>
+          <w:p>
+            <w:pPr>
+              <w:spacing w:after="40"/>
+            </w:pPr>
+            <w:r/>
+            <w:r>
+              <w:rPr>
+                <w:rFonts w:ascii="Menlo" w:hAnsi="Menlo" w:eastAsia="Menlo"/>
+                <w:color w:val="C0392B"/>
+                <w:sz w:val="20"/>
+              </w:rPr>
+              <w:t>engine.js</w:t>
+            </w:r>
+          </w:p>
+        </w:tc>
+        <w:tc>
+          <w:tcPr>
+            <w:tcW w:type="dxa" w:w="4873"/>
+          </w:tcPr>
+          <w:p>
+            <w:pPr>
+              <w:spacing w:after="40"/>
+            </w:pPr>
+            <w:r/>
+            <w:r>
+              <w:rPr>
+                <w:rFonts w:ascii="Helvetica Neue" w:hAnsi="Helvetica Neue" w:eastAsia="蘋方-繁"/>
+                <w:b w:val="0"/>
+                <w:color w:val="222222"/>
+                <w:sz w:val="20"/>
+              </w:rPr>
+              <w:t xml:space="preserve">新增站立基準 </w:t>
+            </w:r>
+            <w:r>
+              <w:rPr>
+                <w:rFonts w:ascii="Menlo" w:hAnsi="Menlo" w:eastAsia="Menlo"/>
+                <w:color w:val="C0392B"/>
+                <w:sz w:val="20"/>
+              </w:rPr>
+              <w:t>standTorso</w:t>
+            </w:r>
+            <w:r>
+              <w:rPr>
+                <w:rFonts w:ascii="Helvetica Neue" w:hAnsi="Helvetica Neue" w:eastAsia="蘋方-繁"/>
+                <w:b w:val="0"/>
+                <w:color w:val="222222"/>
+                <w:sz w:val="20"/>
+              </w:rPr>
+              <w:t xml:space="preserve">，只在 progress&lt;0.15（人還站著）時緩慢更新。 不能沿用既有的 </w:t>
+            </w:r>
+            <w:r>
+              <w:rPr>
+                <w:rFonts w:ascii="Menlo" w:hAnsi="Menlo" w:eastAsia="Menlo"/>
+                <w:color w:val="C0392B"/>
+                <w:sz w:val="20"/>
+              </w:rPr>
+              <w:t>scaleEma</w:t>
+            </w:r>
+            <w:r>
+              <w:rPr>
+                <w:rFonts w:ascii="Helvetica Neue" w:hAnsi="Helvetica Neue" w:eastAsia="蘋方-繁"/>
+                <w:b w:val="0"/>
+                <w:color w:val="222222"/>
+                <w:sz w:val="20"/>
+              </w:rPr>
+              <w:t>（a=0.12，半衰期約 5 幀），否則彎腰持續一秒基準就跟著縮短。</w:t>
+            </w:r>
+          </w:p>
+        </w:tc>
+      </w:tr>
+      <w:tr>
+        <w:tc>
+          <w:tcPr>
+            <w:tcW w:type="dxa" w:w="4873"/>
+          </w:tcPr>
+          <w:p>
+            <w:pPr>
+              <w:spacing w:after="40"/>
+            </w:pPr>
+            <w:r/>
+            <w:r>
+              <w:rPr>
+                <w:rFonts w:ascii="Menlo" w:hAnsi="Menlo" w:eastAsia="Menlo"/>
+                <w:color w:val="C0392B"/>
+                <w:sz w:val="20"/>
+              </w:rPr>
+              <w:t>squat.js</w:t>
+            </w:r>
+          </w:p>
+        </w:tc>
+        <w:tc>
+          <w:tcPr>
+            <w:tcW w:type="dxa" w:w="4873"/>
+          </w:tcPr>
+          <w:p>
+            <w:pPr>
+              <w:spacing w:after="40"/>
+            </w:pPr>
+            <w:r/>
+            <w:r>
+              <w:rPr>
+                <w:rFonts w:ascii="Helvetica Neue" w:hAnsi="Helvetica Neue" w:eastAsia="蘋方-繁"/>
+                <w:b w:val="0"/>
+                <w:color w:val="222222"/>
+                <w:sz w:val="20"/>
+              </w:rPr>
+              <w:t xml:space="preserve">判定改為 </w:t>
+            </w:r>
+            <w:r>
+              <w:rPr>
+                <w:rFonts w:ascii="Menlo" w:hAnsi="Menlo" w:eastAsia="Menlo"/>
+                <w:color w:val="C0392B"/>
+                <w:sz w:val="20"/>
+              </w:rPr>
+              <w:t>torsoRatio &lt; 0.86</w:t>
+            </w:r>
+            <w:r>
+              <w:rPr>
+                <w:rFonts w:ascii="Helvetica Neue" w:hAnsi="Helvetica Neue" w:eastAsia="蘋方-繁"/>
+                <w:b w:val="0"/>
+                <w:color w:val="222222"/>
+                <w:sz w:val="20"/>
+              </w:rPr>
+              <w:t>（軀幹畫面投影長 ÷ 站立基準）。閘門 progress≥0.15。</w:t>
+            </w:r>
+          </w:p>
+        </w:tc>
+      </w:tr>
+      <w:tr>
+        <w:tc>
+          <w:tcPr>
+            <w:tcW w:type="dxa" w:w="4873"/>
+          </w:tcPr>
+          <w:p>
+            <w:pPr>
+              <w:spacing w:after="40"/>
+            </w:pPr>
+            <w:r/>
+            <w:r>
+              <w:rPr>
+                <w:rFonts w:ascii="Menlo" w:hAnsi="Menlo" w:eastAsia="Menlo"/>
+                <w:color w:val="C0392B"/>
+                <w:sz w:val="20"/>
+              </w:rPr>
+              <w:t>synth.js</w:t>
+            </w:r>
+          </w:p>
+        </w:tc>
+        <w:tc>
+          <w:tcPr>
+            <w:tcW w:type="dxa" w:w="4873"/>
+          </w:tcPr>
+          <w:p>
+            <w:pPr>
+              <w:spacing w:after="40"/>
+            </w:pPr>
+            <w:r/>
+            <w:r>
+              <w:rPr>
+                <w:rFonts w:ascii="Helvetica Neue" w:hAnsi="Helvetica Neue" w:eastAsia="蘋方-繁"/>
+                <w:b w:val="0"/>
+                <w:color w:val="222222"/>
+                <w:sz w:val="20"/>
+              </w:rPr>
+              <w:t xml:space="preserve">compensation 改為正面投影的真實前傾（壓縮垂直分量、x 不動）。 </w:t>
+            </w:r>
+            <w:r>
+              <w:rPr>
+                <w:rFonts w:ascii="Helvetica Neue" w:hAnsi="Helvetica Neue" w:eastAsia="蘋方-繁"/>
+                <w:b/>
+                <w:color w:val="222222"/>
+                <w:sz w:val="20"/>
+              </w:rPr>
+              <w:t>不修這裡，改完仍無法證明有效</w:t>
+            </w:r>
+            <w:r>
+              <w:rPr>
+                <w:rFonts w:ascii="Helvetica Neue" w:hAnsi="Helvetica Neue" w:eastAsia="蘋方-繁"/>
+                <w:b w:val="0"/>
+                <w:color w:val="222222"/>
+                <w:sz w:val="20"/>
+              </w:rPr>
+              <w:t xml:space="preserve"> —— 舊版用水平位移模擬彎腰，正是本次缺陷的成因。</w:t>
+            </w:r>
+          </w:p>
+        </w:tc>
+      </w:tr>
+      <w:tr>
+        <w:tc>
+          <w:tcPr>
+            <w:tcW w:type="dxa" w:w="4873"/>
+          </w:tcPr>
+          <w:p>
+            <w:pPr>
+              <w:spacing w:after="40"/>
+            </w:pPr>
+            <w:r/>
+            <w:r>
+              <w:rPr>
+                <w:rFonts w:ascii="Helvetica Neue" w:hAnsi="Helvetica Neue" w:eastAsia="蘋方-繁"/>
+                <w:b w:val="0"/>
+                <w:color w:val="222222"/>
+                <w:sz w:val="20"/>
+              </w:rPr>
+              <w:t>測試</w:t>
+            </w:r>
+          </w:p>
+        </w:tc>
+        <w:tc>
+          <w:tcPr>
+            <w:tcW w:type="dxa" w:w="4873"/>
+          </w:tcPr>
+          <w:p>
+            <w:pPr>
+              <w:spacing w:after="40"/>
+            </w:pPr>
+            <w:r/>
+            <w:r>
+              <w:rPr>
+                <w:rFonts w:ascii="Helvetica Neue" w:hAnsi="Helvetica Neue" w:eastAsia="蘋方-繁"/>
+                <w:b w:val="0"/>
+                <w:color w:val="222222"/>
+                <w:sz w:val="20"/>
+              </w:rPr>
+              <w:t>framing 的兩處注入改為正面投影彎腰（40°）；C-2 鎖值測試改鎖投影比。</w:t>
+            </w:r>
+          </w:p>
+        </w:tc>
+      </w:tr>
+    </w:tbl>
+    <w:p>
+      <w:pPr>
+        <w:spacing w:after="40"/>
+      </w:pPr>
+    </w:p>
+    <w:p>
+      <w:pPr>
+        <w:keepNext/>
+        <w:spacing w:before="280" w:after="120"/>
+      </w:pPr>
+      <w:r>
+        <w:rPr>
+          <w:rFonts w:ascii="Helvetica Neue" w:hAnsi="Helvetica Neue" w:eastAsia="蘋方-繁"/>
+          <w:b/>
+          <w:color w:val="222222"/>
+          <w:sz w:val="25"/>
+        </w:rPr>
+        <w:t>驗證結果（漸進式前傾：站直 → 蹲下時才彎腰，與真人相同）</w:t>
+      </w:r>
+    </w:p>
+    <w:tbl>
+      <w:tblPr>
+        <w:tblStyle w:val="TableGrid"/>
+        <w:tblW w:type="auto" w:w="0"/>
+        <w:jc w:val="center"/>
+        <w:tblLook w:firstColumn="1" w:firstRow="1" w:lastColumn="0" w:lastRow="0" w:noHBand="0" w:noVBand="1" w:val="04A0"/>
+      </w:tblPr>
+      <w:tblGrid>
+        <w:gridCol w:w="2436"/>
+        <w:gridCol w:w="2436"/>
+        <w:gridCol w:w="2436"/>
+        <w:gridCol w:w="2436"/>
+      </w:tblGrid>
+      <w:tr>
+        <w:tc>
+          <w:tcPr>
+            <w:tcW w:type="dxa" w:w="2436"/>
+          </w:tcPr>
+          <w:p>
+            <w:pPr>
+              <w:spacing w:after="40"/>
+            </w:pPr>
+            <w:r/>
+            <w:r>
+              <w:rPr>
+                <w:rFonts w:ascii="Helvetica Neue" w:hAnsi="Helvetica Neue" w:eastAsia="蘋方-繁"/>
+                <w:b/>
+                <w:color w:val="1F4E79"/>
+                <w:sz w:val="20"/>
+              </w:rPr>
+              <w:t>樣本</w:t>
+            </w:r>
+          </w:p>
+        </w:tc>
+        <w:tc>
+          <w:tcPr>
+            <w:tcW w:type="dxa" w:w="2436"/>
+          </w:tcPr>
+          <w:p>
+            <w:pPr>
+              <w:spacing w:after="40"/>
+            </w:pPr>
+            <w:r/>
+            <w:r>
+              <w:rPr>
+                <w:rFonts w:ascii="Helvetica Neue" w:hAnsi="Helvetica Neue" w:eastAsia="蘋方-繁"/>
+                <w:b/>
+                <w:color w:val="1F4E79"/>
+                <w:sz w:val="20"/>
+              </w:rPr>
+              <w:t>有效</w:t>
+            </w:r>
+          </w:p>
+        </w:tc>
+        <w:tc>
+          <w:tcPr>
+            <w:tcW w:type="dxa" w:w="2436"/>
+          </w:tcPr>
+          <w:p>
+            <w:pPr>
+              <w:spacing w:after="40"/>
+            </w:pPr>
+            <w:r/>
+            <w:r>
+              <w:rPr>
+                <w:rFonts w:ascii="Helvetica Neue" w:hAnsi="Helvetica Neue" w:eastAsia="蘋方-繁"/>
+                <w:b/>
+                <w:color w:val="1F4E79"/>
+                <w:sz w:val="20"/>
+              </w:rPr>
+              <w:t>無效</w:t>
+            </w:r>
+          </w:p>
+        </w:tc>
+        <w:tc>
+          <w:tcPr>
+            <w:tcW w:type="dxa" w:w="2436"/>
+          </w:tcPr>
+          <w:p>
+            <w:pPr>
+              <w:spacing w:after="40"/>
+            </w:pPr>
+            <w:r/>
+            <w:r>
+              <w:rPr>
+                <w:rFonts w:ascii="Helvetica Neue" w:hAnsi="Helvetica Neue" w:eastAsia="蘋方-繁"/>
+                <w:b/>
+                <w:color w:val="1F4E79"/>
+                <w:sz w:val="20"/>
+              </w:rPr>
+              <w:t>torso_lean</w:t>
+            </w:r>
+          </w:p>
+        </w:tc>
+      </w:tr>
+      <w:tr>
+        <w:tc>
+          <w:tcPr>
+            <w:tcW w:type="dxa" w:w="2436"/>
+          </w:tcPr>
+          <w:p>
+            <w:pPr>
+              <w:spacing w:after="40"/>
+            </w:pPr>
+            <w:r/>
+            <w:r>
+              <w:rPr>
+                <w:rFonts w:ascii="Helvetica Neue" w:hAnsi="Helvetica Neue" w:eastAsia="蘋方-繁"/>
+                <w:b w:val="0"/>
+                <w:color w:val="222222"/>
+                <w:sz w:val="20"/>
+              </w:rPr>
+              <w:t>標準（不彎腰）</w:t>
+            </w:r>
+          </w:p>
+        </w:tc>
+        <w:tc>
+          <w:tcPr>
+            <w:tcW w:type="dxa" w:w="2436"/>
+          </w:tcPr>
+          <w:p>
+            <w:pPr>
+              <w:spacing w:after="40"/>
+            </w:pPr>
+            <w:r/>
+            <w:r>
+              <w:rPr>
+                <w:rFonts w:ascii="Helvetica Neue" w:hAnsi="Helvetica Neue" w:eastAsia="蘋方-繁"/>
+                <w:b w:val="0"/>
+                <w:color w:val="222222"/>
+                <w:sz w:val="20"/>
+              </w:rPr>
+              <w:t>5</w:t>
+            </w:r>
+          </w:p>
+        </w:tc>
+        <w:tc>
+          <w:tcPr>
+            <w:tcW w:type="dxa" w:w="2436"/>
+          </w:tcPr>
+          <w:p>
+            <w:pPr>
+              <w:spacing w:after="40"/>
+            </w:pPr>
+            <w:r/>
+            <w:r>
+              <w:rPr>
+                <w:rFonts w:ascii="Helvetica Neue" w:hAnsi="Helvetica Neue" w:eastAsia="蘋方-繁"/>
+                <w:b w:val="0"/>
+                <w:color w:val="222222"/>
+                <w:sz w:val="20"/>
+              </w:rPr>
+              <w:t>0</w:t>
+            </w:r>
+          </w:p>
+        </w:tc>
+        <w:tc>
+          <w:tcPr>
+            <w:tcW w:type="dxa" w:w="2436"/>
+          </w:tcPr>
+          <w:p>
+            <w:pPr>
+              <w:spacing w:after="40"/>
+            </w:pPr>
+            <w:r/>
+            <w:r>
+              <w:rPr>
+                <w:rFonts w:ascii="Helvetica Neue" w:hAnsi="Helvetica Neue" w:eastAsia="蘋方-繁"/>
+                <w:b w:val="0"/>
+                <w:color w:val="222222"/>
+                <w:sz w:val="20"/>
+              </w:rPr>
+              <w:t>不誤殺 ✓</w:t>
+            </w:r>
+          </w:p>
+        </w:tc>
+      </w:tr>
+      <w:tr>
+        <w:tc>
+          <w:tcPr>
+            <w:tcW w:type="dxa" w:w="2436"/>
+          </w:tcPr>
+          <w:p>
+            <w:pPr>
+              <w:spacing w:after="40"/>
+            </w:pPr>
+            <w:r/>
+            <w:r>
+              <w:rPr>
+                <w:rFonts w:ascii="Helvetica Neue" w:hAnsi="Helvetica Neue" w:eastAsia="蘋方-繁"/>
+                <w:b w:val="0"/>
+                <w:color w:val="222222"/>
+                <w:sz w:val="20"/>
+              </w:rPr>
+              <w:t>最深處前傾 30°（正常範圍）</w:t>
+            </w:r>
+          </w:p>
+        </w:tc>
+        <w:tc>
+          <w:tcPr>
+            <w:tcW w:type="dxa" w:w="2436"/>
+          </w:tcPr>
+          <w:p>
+            <w:pPr>
+              <w:spacing w:after="40"/>
+            </w:pPr>
+            <w:r/>
+            <w:r>
+              <w:rPr>
+                <w:rFonts w:ascii="Helvetica Neue" w:hAnsi="Helvetica Neue" w:eastAsia="蘋方-繁"/>
+                <w:b w:val="0"/>
+                <w:color w:val="222222"/>
+                <w:sz w:val="20"/>
+              </w:rPr>
+              <w:t>5</w:t>
+            </w:r>
+          </w:p>
+        </w:tc>
+        <w:tc>
+          <w:tcPr>
+            <w:tcW w:type="dxa" w:w="2436"/>
+          </w:tcPr>
+          <w:p>
+            <w:pPr>
+              <w:spacing w:after="40"/>
+            </w:pPr>
+            <w:r/>
+            <w:r>
+              <w:rPr>
+                <w:rFonts w:ascii="Helvetica Neue" w:hAnsi="Helvetica Neue" w:eastAsia="蘋方-繁"/>
+                <w:b w:val="0"/>
+                <w:color w:val="222222"/>
+                <w:sz w:val="20"/>
+              </w:rPr>
+              <w:t>0</w:t>
+            </w:r>
+          </w:p>
+        </w:tc>
+        <w:tc>
+          <w:tcPr>
+            <w:tcW w:type="dxa" w:w="2436"/>
+          </w:tcPr>
+          <w:p>
+            <w:pPr>
+              <w:spacing w:after="40"/>
+            </w:pPr>
+            <w:r/>
+            <w:r>
+              <w:rPr>
+                <w:rFonts w:ascii="Helvetica Neue" w:hAnsi="Helvetica Neue" w:eastAsia="蘋方-繁"/>
+                <w:b w:val="0"/>
+                <w:color w:val="222222"/>
+                <w:sz w:val="20"/>
+              </w:rPr>
+              <w:t>不誤殺 ✓</w:t>
+            </w:r>
+          </w:p>
+        </w:tc>
+      </w:tr>
+      <w:tr>
+        <w:tc>
+          <w:tcPr>
+            <w:tcW w:type="dxa" w:w="2436"/>
+          </w:tcPr>
+          <w:p>
+            <w:pPr>
+              <w:spacing w:after="40"/>
+            </w:pPr>
+            <w:r/>
+            <w:r>
+              <w:rPr>
+                <w:rFonts w:ascii="Helvetica Neue" w:hAnsi="Helvetica Neue" w:eastAsia="蘋方-繁"/>
+                <w:b w:val="0"/>
+                <w:color w:val="222222"/>
+                <w:sz w:val="20"/>
+              </w:rPr>
+              <w:t>最深處前傾 45°</w:t>
+            </w:r>
+          </w:p>
+        </w:tc>
+        <w:tc>
+          <w:tcPr>
+            <w:tcW w:type="dxa" w:w="2436"/>
+          </w:tcPr>
+          <w:p>
+            <w:pPr>
+              <w:spacing w:after="40"/>
+            </w:pPr>
+            <w:r/>
+            <w:r>
+              <w:rPr>
+                <w:rFonts w:ascii="Helvetica Neue" w:hAnsi="Helvetica Neue" w:eastAsia="蘋方-繁"/>
+                <w:b w:val="0"/>
+                <w:color w:val="222222"/>
+                <w:sz w:val="20"/>
+              </w:rPr>
+              <w:t>0</w:t>
+            </w:r>
+          </w:p>
+        </w:tc>
+        <w:tc>
+          <w:tcPr>
+            <w:tcW w:type="dxa" w:w="2436"/>
+          </w:tcPr>
+          <w:p>
+            <w:pPr>
+              <w:spacing w:after="40"/>
+            </w:pPr>
+            <w:r/>
+            <w:r>
+              <w:rPr>
+                <w:rFonts w:ascii="Helvetica Neue" w:hAnsi="Helvetica Neue" w:eastAsia="蘋方-繁"/>
+                <w:b w:val="0"/>
+                <w:color w:val="222222"/>
+                <w:sz w:val="20"/>
+              </w:rPr>
+              <w:t>5</w:t>
+            </w:r>
+          </w:p>
+        </w:tc>
+        <w:tc>
+          <w:tcPr>
+            <w:tcW w:type="dxa" w:w="2436"/>
+          </w:tcPr>
+          <w:p>
+            <w:pPr>
+              <w:spacing w:after="40"/>
+            </w:pPr>
+            <w:r/>
+            <w:r>
+              <w:rPr>
+                <w:rFonts w:ascii="Helvetica Neue" w:hAnsi="Helvetica Neue" w:eastAsia="蘋方-繁"/>
+                <w:b/>
+                <w:color w:val="222222"/>
+                <w:sz w:val="20"/>
+              </w:rPr>
+              <w:t>抓到 ✓</w:t>
+            </w:r>
+          </w:p>
+        </w:tc>
+      </w:tr>
+      <w:tr>
+        <w:tc>
+          <w:tcPr>
+            <w:tcW w:type="dxa" w:w="2436"/>
+          </w:tcPr>
+          <w:p>
+            <w:pPr>
+              <w:spacing w:after="40"/>
+            </w:pPr>
+            <w:r/>
+            <w:r>
+              <w:rPr>
+                <w:rFonts w:ascii="Helvetica Neue" w:hAnsi="Helvetica Neue" w:eastAsia="蘋方-繁"/>
+                <w:b w:val="0"/>
+                <w:color w:val="222222"/>
+                <w:sz w:val="20"/>
+              </w:rPr>
+              <w:t>最深處前傾 60°／75°</w:t>
+            </w:r>
+          </w:p>
+        </w:tc>
+        <w:tc>
+          <w:tcPr>
+            <w:tcW w:type="dxa" w:w="2436"/>
+          </w:tcPr>
+          <w:p>
+            <w:pPr>
+              <w:spacing w:after="40"/>
+            </w:pPr>
+            <w:r/>
+            <w:r>
+              <w:rPr>
+                <w:rFonts w:ascii="Helvetica Neue" w:hAnsi="Helvetica Neue" w:eastAsia="蘋方-繁"/>
+                <w:b w:val="0"/>
+                <w:color w:val="222222"/>
+                <w:sz w:val="20"/>
+              </w:rPr>
+              <w:t>0</w:t>
+            </w:r>
+          </w:p>
+        </w:tc>
+        <w:tc>
+          <w:tcPr>
+            <w:tcW w:type="dxa" w:w="2436"/>
+          </w:tcPr>
+          <w:p>
+            <w:pPr>
+              <w:spacing w:after="40"/>
+            </w:pPr>
+            <w:r/>
+            <w:r>
+              <w:rPr>
+                <w:rFonts w:ascii="Helvetica Neue" w:hAnsi="Helvetica Neue" w:eastAsia="蘋方-繁"/>
+                <w:b w:val="0"/>
+                <w:color w:val="222222"/>
+                <w:sz w:val="20"/>
+              </w:rPr>
+              <w:t>5</w:t>
+            </w:r>
+          </w:p>
+        </w:tc>
+        <w:tc>
+          <w:tcPr>
+            <w:tcW w:type="dxa" w:w="2436"/>
+          </w:tcPr>
+          <w:p>
+            <w:pPr>
+              <w:spacing w:after="40"/>
+            </w:pPr>
+            <w:r/>
+            <w:r>
+              <w:rPr>
+                <w:rFonts w:ascii="Helvetica Neue" w:hAnsi="Helvetica Neue" w:eastAsia="蘋方-繁"/>
+                <w:b/>
+                <w:color w:val="222222"/>
+                <w:sz w:val="20"/>
+              </w:rPr>
+              <w:t>抓到 ✓</w:t>
+            </w:r>
+          </w:p>
+        </w:tc>
+      </w:tr>
+    </w:tbl>
+    <w:p>
+      <w:pPr>
+        <w:spacing w:after="40"/>
+      </w:pPr>
+    </w:p>
+    <w:p>
+      <w:pPr>
+        <w:jc w:val="left"/>
+      </w:pPr>
+      <w:r>
+        <w:rPr>
+          <w:rFonts w:ascii="Helvetica Neue" w:hAnsi="Helvetica Neue" w:eastAsia="蘋方-繁"/>
+          <w:b w:val="0"/>
+          <w:color w:val="222222"/>
+          <w:sz w:val="22"/>
+        </w:rPr>
+        <w:t>修復前同一組測試：45°/60° 皆為 5 次全有效、一次未觸發。</w:t>
+      </w:r>
+    </w:p>
+    <w:p>
+      <w:pPr>
+        <w:keepNext/>
+        <w:spacing w:before="280" w:after="120"/>
+      </w:pPr>
+      <w:r>
+        <w:rPr>
+          <w:rFonts w:ascii="Helvetica Neue" w:hAnsi="Helvetica Neue" w:eastAsia="蘋方-繁"/>
+          <w:b/>
+          <w:color w:val="222222"/>
+          <w:sz w:val="25"/>
+        </w:rPr>
+        <w:t>新發現的盲區：基準污染</w:t>
+      </w:r>
+    </w:p>
+    <w:p>
+      <w:pPr>
+        <w:jc w:val="left"/>
+      </w:pPr>
+      <w:r>
+        <w:rPr>
+          <w:rFonts w:ascii="Helvetica Neue" w:hAnsi="Helvetica Neue" w:eastAsia="蘋方-繁"/>
+          <w:b w:val="0"/>
+          <w:color w:val="222222"/>
+          <w:sz w:val="22"/>
+        </w:rPr>
+        <w:t>本量測的是「軀幹相對於</w:t>
+      </w:r>
+      <w:r>
+        <w:rPr>
+          <w:rFonts w:ascii="Helvetica Neue" w:hAnsi="Helvetica Neue" w:eastAsia="蘋方-繁"/>
+          <w:b/>
+          <w:color w:val="222222"/>
+          <w:sz w:val="22"/>
+        </w:rPr>
+        <w:t>自己站姿</w:t>
+      </w:r>
+      <w:r>
+        <w:rPr>
+          <w:rFonts w:ascii="Helvetica Neue" w:hAnsi="Helvetica Neue" w:eastAsia="蘋方-繁"/>
+          <w:b w:val="0"/>
+          <w:color w:val="222222"/>
+          <w:sz w:val="22"/>
+        </w:rPr>
+        <w:t>的變化」，不是絕對姿勢。</w:t>
+      </w:r>
+    </w:p>
+    <w:p>
+      <w:pPr>
+        <w:jc w:val="left"/>
+      </w:pPr>
+      <w:r>
+        <w:rPr>
+          <w:rFonts w:ascii="Helvetica Neue" w:hAnsi="Helvetica Neue" w:eastAsia="蘋方-繁"/>
+          <w:b w:val="0"/>
+          <w:color w:val="222222"/>
+          <w:sz w:val="22"/>
+        </w:rPr>
+        <w:t>若使用者</w:t>
+      </w:r>
+      <w:r>
+        <w:rPr>
+          <w:rFonts w:ascii="Helvetica Neue" w:hAnsi="Helvetica Neue" w:eastAsia="蘋方-繁"/>
+          <w:b/>
+          <w:color w:val="222222"/>
+          <w:sz w:val="22"/>
+        </w:rPr>
+        <w:t>從一開始站著就已駝背</w:t>
+      </w:r>
+      <w:r>
+        <w:rPr>
+          <w:rFonts w:ascii="Helvetica Neue" w:hAnsi="Helvetica Neue" w:eastAsia="蘋方-繁"/>
+          <w:b w:val="0"/>
+          <w:color w:val="222222"/>
+          <w:sz w:val="22"/>
+        </w:rPr>
+        <w:t>，站立基準即在彎腰狀態下建立，比值恆為 1，系統偵測不到。</w:t>
+      </w:r>
+    </w:p>
+    <w:p>
+      <w:pPr>
+        <w:jc w:val="left"/>
+      </w:pPr>
+      <w:r>
+        <w:rPr>
+          <w:rFonts w:ascii="Helvetica Neue" w:hAnsi="Helvetica Neue" w:eastAsia="蘋方-繁"/>
+          <w:b w:val="0"/>
+          <w:color w:val="222222"/>
+          <w:sz w:val="22"/>
+        </w:rPr>
+        <w:t>驗證過程中曾對全序列施加固定前傾（等同「天生駝背」），結果 45°/60° 完全無法偵測，即為此故。</w:t>
       </w:r>
     </w:p>
     <w:p>
@@ -1726,7 +2585,117 @@
           <w:color w:val="222222"/>
           <w:sz w:val="22"/>
         </w:rPr>
-        <w:t>在做出決定前，`torso_lean` 的現行行為（block 級、錯誤提示語）應視為已知缺陷。</w:t>
+        <w:t>已據此修正真人測試手冊</w:t>
+      </w:r>
+      <w:r>
+        <w:rPr>
+          <w:rFonts w:ascii="Helvetica Neue" w:hAnsi="Helvetica Neue" w:eastAsia="蘋方-繁"/>
+          <w:b w:val="0"/>
+          <w:color w:val="222222"/>
+          <w:sz w:val="22"/>
+        </w:rPr>
+        <w:t>：彎腰組的口令必須是「</w:t>
+      </w:r>
+      <w:r>
+        <w:rPr>
+          <w:rFonts w:ascii="Helvetica Neue" w:hAnsi="Helvetica Neue" w:eastAsia="蘋方-繁"/>
+          <w:b/>
+          <w:color w:val="222222"/>
+          <w:sz w:val="22"/>
+        </w:rPr>
+        <w:t>先站直</w:t>
+      </w:r>
+      <w:r>
+        <w:rPr>
+          <w:rFonts w:ascii="Helvetica Neue" w:hAnsi="Helvetica Neue" w:eastAsia="蘋方-繁"/>
+          <w:b w:val="0"/>
+          <w:color w:val="222222"/>
+          <w:sz w:val="22"/>
+        </w:rPr>
+        <w:t>，然後用彎腰代替蹲」，</w:t>
+      </w:r>
+    </w:p>
+    <w:p>
+      <w:pPr>
+        <w:jc w:val="left"/>
+      </w:pPr>
+      <w:r>
+        <w:rPr>
+          <w:rFonts w:ascii="Helvetica Neue" w:hAnsi="Helvetica Neue" w:eastAsia="蘋方-繁"/>
+          <w:b w:val="0"/>
+          <w:color w:val="222222"/>
+          <w:sz w:val="22"/>
+        </w:rPr>
+        <w:t>而非「全程駝背做完」。後者是本方法的已知盲區，需另行處理。</w:t>
+      </w:r>
+    </w:p>
+    <w:p>
+      <w:pPr>
+        <w:keepNext/>
+        <w:spacing w:before="280" w:after="120"/>
+      </w:pPr>
+      <w:r>
+        <w:rPr>
+          <w:rFonts w:ascii="Helvetica Neue" w:hAnsi="Helvetica Neue" w:eastAsia="蘋方-繁"/>
+          <w:b/>
+          <w:color w:val="222222"/>
+          <w:sz w:val="25"/>
+        </w:rPr>
+        <w:t>仍未解決</w:t>
+      </w:r>
+    </w:p>
+    <w:p>
+      <w:pPr>
+        <w:spacing w:after="60"/>
+        <w:ind w:left="425"/>
+      </w:pPr>
+      <w:r>
+        <w:rPr>
+          <w:rFonts w:ascii="Helvetica Neue" w:hAnsi="Helvetica Neue" w:eastAsia="蘋方-繁"/>
+          <w:b w:val="0"/>
+          <w:color w:val="222222"/>
+          <w:sz w:val="22"/>
+        </w:rPr>
+        <w:t>• 門檻 0.86 為透視模型試算值，</w:t>
+      </w:r>
+      <w:r>
+        <w:rPr>
+          <w:rFonts w:ascii="Helvetica Neue" w:hAnsi="Helvetica Neue" w:eastAsia="蘋方-繁"/>
+          <w:b/>
+          <w:color w:val="222222"/>
+          <w:sz w:val="22"/>
+        </w:rPr>
+        <w:t>未經真人樣本標定</w:t>
+      </w:r>
+    </w:p>
+    <w:p>
+      <w:pPr>
+        <w:spacing w:after="60"/>
+        <w:ind w:left="425"/>
+      </w:pPr>
+      <w:r>
+        <w:rPr>
+          <w:rFonts w:ascii="Helvetica Neue" w:hAnsi="Helvetica Neue" w:eastAsia="蘋方-繁"/>
+          <w:b w:val="0"/>
+          <w:color w:val="222222"/>
+          <w:sz w:val="22"/>
+        </w:rPr>
+        <w:t>• 只分辨得出明顯彎腰（≥45°），30–45° 的輕微前傾仍分不出來</w:t>
+      </w:r>
+    </w:p>
+    <w:p>
+      <w:pPr>
+        <w:spacing w:after="60"/>
+        <w:ind w:left="425"/>
+      </w:pPr>
+      <w:r>
+        <w:rPr>
+          <w:rFonts w:ascii="Helvetica Neue" w:hAnsi="Helvetica Neue" w:eastAsia="蘋方-繁"/>
+          <w:b w:val="0"/>
+          <w:color w:val="222222"/>
+          <w:sz w:val="22"/>
+        </w:rPr>
+        <w:t>• 完整軀幹評估仍需側面機位（BSA 的建議）</w:t>
       </w:r>
     </w:p>
     <w:sectPr>
